--- a/docs/BPSK基带信号源设计说明书_V1.1.docx
+++ b/docs/BPSK基带信号源设计说明书_V1.1.docx
@@ -575,7 +575,7 @@
     </w:p>
     <w:p>
       <w:r>
-        <w:t>149 阶 Q1.14 抽头在 50 MHz 采样域按 t/T = n/12.2549 取样(峰值归一),51 个分数延迟相位由 scripts/gen_rrc_taps.py 生成并经 $readmemh 加载。核内 149 级 20-bit 累加器做条件常数加减;输出级完成幅度乘法、round-half-up 取整与 ±4096 饱和:</w:t>
+        <w:t>149 阶 Q1.14 抽头在 50 MHz 采样域按 t/T = n/12.2549 取样(峰值归一),51 个分数延迟相位由 scripts/gen_rrc_taps.py 生成,以可综合的两级 case 函数内嵌于 rrc_pulse.v(无 initial/$readmemh)。核内 149 级 20-bit 累加器做条件常数加减;输出级完成幅度乘法、round-half-up 取整与 ±4096 饱和:</w:t>
       </w:r>
     </w:p>
     <w:p>
@@ -1779,7 +1779,7 @@
           </w:tcPr>
           <w:p>
             <w:r>
-              <w:t>rtl/rrc_phases.mem</w:t>
+              <w:t>rtl/rrc_pulse.v 内嵌相位函数</w:t>
             </w:r>
           </w:p>
         </w:tc>
@@ -1789,7 +1789,7 @@
           </w:tcPr>
           <w:p>
             <w:r>
-              <w:t>51×149 分数延迟相位系数表(脚本生成)</w:t>
+              <w:t>51×149 系数以可综合 case 内嵌(脚本标记段自动生成)</w:t>
             </w:r>
           </w:p>
         </w:tc>

--- a/docs/BPSK基带信号源设计说明书_V1.1.docx
+++ b/docs/BPSK基带信号源设计说明书_V1.1.docx
@@ -836,7 +836,7 @@
           </w:tcPr>
           <w:p>
             <w:r>
-              <w:t>冲激幅度 LSB(≤2797 保证零削顶)</w:t>
+              <w:t>冲激幅度 LSB(≤2830 保证零削顶)</w:t>
             </w:r>
           </w:p>
         </w:tc>
@@ -1023,12 +1023,37 @@
         <w:pStyle w:val="Heading2"/>
       </w:pPr>
       <w:r>
-        <w:t>5.3 幅度定标(为什么是 2797)</w:t>
+        <w:t>5.3 幅度定标(为什么是 2830)</w:t>
       </w:r>
     </w:p>
     <w:p>
       <w:r>
         <w:t>RRC(α=0.35) 成形后 BPSK 波形的峰均比是固有属性。用定点 golden model 跑完整 PN23 周期(102 801 655 采样)实测:峰值 max|y| = 1.4466A(与种子无关——m-序列必含最坏局部图样,该峰值是确定值而非统计值),RMS = 0.9126A,峰均比 4.00 dB。</w:t>
+      </w:r>
+    </w:p>
+    <w:p>
+      <w:r>
+        <w:t>输出峰值与幅度成严格线性关系:max|out| = (max|y_r| × A + 2¹³) &gt;&gt; 14,其中 max|y_r| = 23 704(Q1.14 整数域)。零削顶条件 out ≤ 4095 给出幅度上限的整数推导:</w:t>
+      </w:r>
+    </w:p>
+    <w:p>
+      <w:pPr>
+        <w:spacing w:before="40" w:after="40"/>
+        <w:shd w:val="clear" w:fill="F2F2F2"/>
+      </w:pPr>
+      <w:r>
+        <w:rPr>
+          <w:rFonts w:ascii="Consolas" w:hAnsi="Consolas"/>
+          <w:rFonts w:eastAsia="宋体"/>
+          <w:sz w:val="17"/>
+        </w:rPr>
+        <w:t>A_max = floor((4096×2¹⁴ − 8193) / 23 704)</w:t>
+        <w:br/>
+        <w:t xml:space="preserve">      = floor(67 100 671 / 23 704) = 2830.4 → 2830</w:t>
+        <w:br/>
+        <w:t>A = 2830 时输出峰值 = (23 704×2830 + 8192) &gt;&gt; 14 = 4094,</w:t>
+        <w:br/>
+        <w:t>恰好贴在正满量程 4095 下方 1 LSB(负向 −4094 对称)。</w:t>
       </w:r>
     </w:p>
     <w:tbl>
@@ -1045,7 +1070,7 @@
       <w:tr>
         <w:tc>
           <w:tcPr>
-            <w:tcW w:type="dxa" w:w="2835"/>
+            <w:tcW w:type="dxa" w:w="3175"/>
           </w:tcPr>
           <w:p>
             <w:r>
@@ -1058,7 +1083,7 @@
         </w:tc>
         <w:tc>
           <w:tcPr>
-            <w:tcW w:type="dxa" w:w="3969"/>
+            <w:tcW w:type="dxa" w:w="3628"/>
           </w:tcPr>
           <w:p>
             <w:r>
@@ -1078,7 +1103,7 @@
               <w:rPr>
                 <w:b/>
               </w:rPr>
-              <w:t>输出 RMS</w:t>
+              <w:t>输出峰值 / RMS</w:t>
             </w:r>
           </w:p>
         </w:tc>
@@ -1086,7 +1111,7 @@
       <w:tr>
         <w:tc>
           <w:tcPr>
-            <w:tcW w:type="dxa" w:w="2835"/>
+            <w:tcW w:type="dxa" w:w="3175"/>
           </w:tcPr>
           <w:p>
             <w:r>
@@ -1096,11 +1121,11 @@
         </w:tc>
         <w:tc>
           <w:tcPr>
-            <w:tcW w:type="dxa" w:w="3969"/>
+            <w:tcW w:type="dxa" w:w="3628"/>
           </w:tcPr>
           <w:p>
             <w:r>
-              <w:t>零削顶(峰值 4094 &lt; FS 4095,全周期复核)</w:t>
+              <w:t>零削顶(峰值 4094,全周期复核)</w:t>
             </w:r>
           </w:p>
         </w:tc>
@@ -1110,7 +1135,7 @@
           </w:tcPr>
           <w:p>
             <w:r>
-              <w:t>−4.01 dBFS</w:t>
+              <w:t>4094 / −4.01 dBFS</w:t>
             </w:r>
           </w:p>
         </w:tc>
@@ -1118,21 +1143,21 @@
       <w:tr>
         <w:tc>
           <w:tcPr>
-            <w:tcW w:type="dxa" w:w="2835"/>
+            <w:tcW w:type="dxa" w:w="3175"/>
           </w:tcPr>
           <w:p>
             <w:r>
-              <w:t>2831 及以上</w:t>
+              <w:t>2797(V1.0 旧值,架构改动后勿沿用)</w:t>
             </w:r>
           </w:p>
         </w:tc>
         <w:tc>
           <w:tcPr>
-            <w:tcW w:type="dxa" w:w="3969"/>
+            <w:tcW w:type="dxa" w:w="3628"/>
           </w:tcPr>
           <w:p>
             <w:r>
-              <w:t>开始削顶(V1.1 波形峰值比 1.4466)</w:t>
+              <w:t>零削顶,但峰值仅 ≈4047,低了约 0.1 dB</w:t>
             </w:r>
           </w:p>
         </w:tc>
@@ -1142,7 +1167,39 @@
           </w:tcPr>
           <w:p>
             <w:r>
-              <w:t>—</w:t>
+              <w:t>4047 / −4.12 dBFS</w:t>
+            </w:r>
+          </w:p>
+        </w:tc>
+      </w:tr>
+      <w:tr>
+        <w:tc>
+          <w:tcPr>
+            <w:tcW w:type="dxa" w:w="3175"/>
+          </w:tcPr>
+          <w:p>
+            <w:r>
+              <w:t>2831 及以上(≤4095)</w:t>
+            </w:r>
+          </w:p>
+        </w:tc>
+        <w:tc>
+          <w:tcPr>
+            <w:tcW w:type="dxa" w:w="3628"/>
+          </w:tcPr>
+          <w:p>
+            <w:r>
+              <w:t>开始削顶,饱和逻辑钳位,带外杂散抬升</w:t>
+            </w:r>
+          </w:p>
+        </w:tc>
+        <w:tc>
+          <w:tcPr>
+            <w:tcW w:type="dxa" w:w="2268"/>
+          </w:tcPr>
+          <w:p>
+            <w:r>
+              <w:t>4095 / —</w:t>
             </w:r>
           </w:p>
         </w:tc>
@@ -1155,7 +1212,7 @@
     </w:p>
     <w:p>
       <w:r>
-        <w:t>结论:削顶换电平是坏交易(0.3 dB RMS 换取明显频谱杂散),默认幅度锁定 2797。幅度为运行时端口,若应用允许轻微削顶可自行上调。</w:t>
+        <w:t>结论:削顶换电平是坏交易(削顶直接造成带内失真与带外杂散),默认幅度锁定 2830。注意区分两个上限:2830 是零削顶的“干净输出”上限;amplitude 端口位宽的硬上限是 4095,超出 2830 的取值会被输出级饱和逻辑钳位。幅度为运行时端口,若应用允许轻微削顶可自行上调。</w:t>
       </w:r>
     </w:p>
     <w:p>
@@ -1410,7 +1467,7 @@
           </w:tcPr>
           <w:p>
             <w:r>
-              <w:t>±2797 阶梯波,节拍正确</w:t>
+              <w:t>±2830 阶梯波,节拍正确</w:t>
             </w:r>
           </w:p>
         </w:tc>
